--- a/docs/Guide_Utilisateur.docx
+++ b/docs/Guide_Utilisateur.docx
@@ -76,12 +76,12 @@
         <w:rPr>
           <w:color w:val="1E3A8A"/>
         </w:rPr>
-        <w:t>1.1 Deux cohortes, jamais mélangées</w:t>
+        <w:t>1.1 Trois cohortes, jamais mélangées</w:t>
       </w:r>
     </w:p>
     <w:p>
       <w:r>
-        <w:t>Toutes les pages possèdent un sélecteur « Source de données » dans la barre latérale. Il commande l'intégralité de l'application : chaque cohorte a sa propre base SQLite et son propre modèle entraîné. Un patient simulé et un patient réel ne peuvent donc jamais se retrouver dans la même table ni dans le même entraînement.</w:t>
+        <w:t>La barre latérale porte deux sélecteurs, présents sur toutes les pages. « Cohorte » choisit les patients, « Jeu de variables » choisit le modèle appliqué à ces patients. Ensemble ils commandent l'intégralité de l'application : chaque cohorte a sa propre base SQLite, chaque modèle son propre fichier de poids. Un patient simulé et un patient réel ne peuvent donc jamais se retrouver dans la même table ni dans le même entraînement.</w:t>
       </w:r>
     </w:p>
     <w:tbl>
@@ -91,14 +91,15 @@
         <w:tblLook w:firstColumn="1" w:firstRow="1" w:lastColumn="0" w:lastRow="0" w:noHBand="0" w:noVBand="1" w:val="04A0"/>
       </w:tblPr>
       <w:tblGrid>
-        <w:gridCol w:w="2880"/>
-        <w:gridCol w:w="2880"/>
-        <w:gridCol w:w="2880"/>
+        <w:gridCol w:w="2160"/>
+        <w:gridCol w:w="2160"/>
+        <w:gridCol w:w="2160"/>
+        <w:gridCol w:w="2160"/>
       </w:tblGrid>
       <w:tr>
         <w:tc>
           <w:tcPr>
-            <w:tcW w:type="dxa" w:w="2880"/>
+            <w:tcW w:type="dxa" w:w="2160"/>
           </w:tcPr>
           <w:p>
             <w:r/>
@@ -112,7 +113,7 @@
         </w:tc>
         <w:tc>
           <w:tcPr>
-            <w:tcW w:type="dxa" w:w="2880"/>
+            <w:tcW w:type="dxa" w:w="2160"/>
           </w:tcPr>
           <w:p>
             <w:r/>
@@ -121,13 +122,13 @@
                 <w:b/>
                 <w:sz w:val="18"/>
               </w:rPr>
-              <w:t>Données simulées</w:t>
+              <w:t>Simulé — séquentiel</w:t>
             </w:r>
           </w:p>
         </w:tc>
         <w:tc>
           <w:tcPr>
-            <w:tcW w:type="dxa" w:w="2880"/>
+            <w:tcW w:type="dxa" w:w="2160"/>
           </w:tcPr>
           <w:p>
             <w:r/>
@@ -136,7 +137,22 @@
                 <w:b/>
                 <w:sz w:val="18"/>
               </w:rPr>
-              <w:t>TDBRAIN (EEG réel)</w:t>
+              <w:t>Simulé — apparié</w:t>
+            </w:r>
+          </w:p>
+        </w:tc>
+        <w:tc>
+          <w:tcPr>
+            <w:tcW w:type="dxa" w:w="2160"/>
+          </w:tcPr>
+          <w:p>
+            <w:r/>
+            <w:r>
+              <w:rPr>
+                <w:b/>
+                <w:sz w:val="18"/>
+              </w:rPr>
+              <w:t>TDBRAIN (réel)</w:t>
             </w:r>
           </w:p>
         </w:tc>
@@ -144,7 +160,7 @@
       <w:tr>
         <w:tc>
           <w:tcPr>
-            <w:tcW w:type="dxa" w:w="2880"/>
+            <w:tcW w:type="dxa" w:w="2160"/>
           </w:tcPr>
           <w:p>
             <w:r/>
@@ -158,7 +174,7 @@
         </w:tc>
         <w:tc>
           <w:tcPr>
-            <w:tcW w:type="dxa" w:w="2880"/>
+            <w:tcW w:type="dxa" w:w="2160"/>
           </w:tcPr>
           <w:p>
             <w:r/>
@@ -172,7 +188,21 @@
         </w:tc>
         <w:tc>
           <w:tcPr>
-            <w:tcW w:type="dxa" w:w="2880"/>
+            <w:tcW w:type="dxa" w:w="2160"/>
+          </w:tcPr>
+          <w:p>
+            <w:r/>
+            <w:r>
+              <w:rPr>
+                <w:sz w:val="18"/>
+              </w:rPr>
+              <w:t>Générateur calibré sur TDBRAIN</w:t>
+            </w:r>
+          </w:p>
+        </w:tc>
+        <w:tc>
+          <w:tcPr>
+            <w:tcW w:type="dxa" w:w="2160"/>
           </w:tcPr>
           <w:p>
             <w:r/>
@@ -188,7 +218,7 @@
       <w:tr>
         <w:tc>
           <w:tcPr>
-            <w:tcW w:type="dxa" w:w="2880"/>
+            <w:tcW w:type="dxa" w:w="2160"/>
           </w:tcPr>
           <w:p>
             <w:r/>
@@ -202,7 +232,7 @@
         </w:tc>
         <w:tc>
           <w:tcPr>
-            <w:tcW w:type="dxa" w:w="2880"/>
+            <w:tcW w:type="dxa" w:w="2160"/>
           </w:tcPr>
           <w:p>
             <w:r/>
@@ -216,7 +246,21 @@
         </w:tc>
         <w:tc>
           <w:tcPr>
-            <w:tcW w:type="dxa" w:w="2880"/>
+            <w:tcW w:type="dxa" w:w="2160"/>
+          </w:tcPr>
+          <w:p>
+            <w:r/>
+            <w:r>
+              <w:rPr>
+                <w:sz w:val="18"/>
+              </w:rPr>
+              <w:t>132</w:t>
+            </w:r>
+          </w:p>
+        </w:tc>
+        <w:tc>
+          <w:tcPr>
+            <w:tcW w:type="dxa" w:w="2160"/>
           </w:tcPr>
           <w:p>
             <w:r/>
@@ -232,7 +276,7 @@
       <w:tr>
         <w:tc>
           <w:tcPr>
-            <w:tcW w:type="dxa" w:w="2880"/>
+            <w:tcW w:type="dxa" w:w="2160"/>
           </w:tcPr>
           <w:p>
             <w:r/>
@@ -246,7 +290,7 @@
         </w:tc>
         <w:tc>
           <w:tcPr>
-            <w:tcW w:type="dxa" w:w="2880"/>
+            <w:tcW w:type="dxa" w:w="2160"/>
           </w:tcPr>
           <w:p>
             <w:r/>
@@ -260,7 +304,7 @@
         </w:tc>
         <w:tc>
           <w:tcPr>
-            <w:tcW w:type="dxa" w:w="2880"/>
+            <w:tcW w:type="dxa" w:w="2160"/>
           </w:tcPr>
           <w:p>
             <w:r/>
@@ -268,7 +312,21 @@
               <w:rPr>
                 <w:sz w:val="18"/>
               </w:rPr>
-              <w:t>Époques d'un unique enregistrement</w:t>
+              <w:t>8 époques d'un enregistrement</w:t>
+            </w:r>
+          </w:p>
+        </w:tc>
+        <w:tc>
+          <w:tcPr>
+            <w:tcW w:type="dxa" w:w="2160"/>
+          </w:tcPr>
+          <w:p>
+            <w:r/>
+            <w:r>
+              <w:rPr>
+                <w:sz w:val="18"/>
+              </w:rPr>
+              <w:t>8 époques d'un enregistrement</w:t>
             </w:r>
           </w:p>
         </w:tc>
@@ -276,7 +334,7 @@
       <w:tr>
         <w:tc>
           <w:tcPr>
-            <w:tcW w:type="dxa" w:w="2880"/>
+            <w:tcW w:type="dxa" w:w="2160"/>
           </w:tcPr>
           <w:p>
             <w:r/>
@@ -290,7 +348,7 @@
         </w:tc>
         <w:tc>
           <w:tcPr>
-            <w:tcW w:type="dxa" w:w="2880"/>
+            <w:tcW w:type="dxa" w:w="2160"/>
           </w:tcPr>
           <w:p>
             <w:r/>
@@ -304,7 +362,7 @@
         </w:tc>
         <w:tc>
           <w:tcPr>
-            <w:tcW w:type="dxa" w:w="2880"/>
+            <w:tcW w:type="dxa" w:w="2160"/>
           </w:tcPr>
           <w:p>
             <w:r/>
@@ -312,7 +370,21 @@
               <w:rPr>
                 <w:sz w:val="18"/>
               </w:rPr>
-              <w:t>26 canaux EEG + dérivation ECG</w:t>
+              <w:t>26 canaux EEG + ECG</w:t>
+            </w:r>
+          </w:p>
+        </w:tc>
+        <w:tc>
+          <w:tcPr>
+            <w:tcW w:type="dxa" w:w="2160"/>
+          </w:tcPr>
+          <w:p>
+            <w:r/>
+            <w:r>
+              <w:rPr>
+                <w:sz w:val="18"/>
+              </w:rPr>
+              <w:t>26 canaux EEG + ECG</w:t>
             </w:r>
           </w:p>
         </w:tc>
@@ -320,7 +392,7 @@
       <w:tr>
         <w:tc>
           <w:tcPr>
-            <w:tcW w:type="dxa" w:w="2880"/>
+            <w:tcW w:type="dxa" w:w="2160"/>
           </w:tcPr>
           <w:p>
             <w:r/>
@@ -328,13 +400,13 @@
               <w:rPr>
                 <w:sz w:val="18"/>
               </w:rPr>
-              <w:t>Features du modèle</w:t>
+              <w:t>Modèles</w:t>
             </w:r>
           </w:p>
         </w:tc>
         <w:tc>
           <w:tcPr>
-            <w:tcW w:type="dxa" w:w="2880"/>
+            <w:tcW w:type="dxa" w:w="2160"/>
           </w:tcPr>
           <w:p>
             <w:r/>
@@ -342,13 +414,13 @@
               <w:rPr>
                 <w:sz w:val="18"/>
               </w:rPr>
-              <w:t>8</w:t>
+              <w:t>1 (8 features)</w:t>
             </w:r>
           </w:p>
         </w:tc>
         <w:tc>
           <w:tcPr>
-            <w:tcW w:type="dxa" w:w="2880"/>
+            <w:tcW w:type="dxa" w:w="2160"/>
           </w:tcPr>
           <w:p>
             <w:r/>
@@ -356,7 +428,21 @@
               <w:rPr>
                 <w:sz w:val="18"/>
               </w:rPr>
-              <w:t>130 (EEG) ou 135 (EEG + HRV)</w:t>
+              <w:t>2 : clinique (4) ou multimodal (139)</w:t>
+            </w:r>
+          </w:p>
+        </w:tc>
+        <w:tc>
+          <w:tcPr>
+            <w:tcW w:type="dxa" w:w="2160"/>
+          </w:tcPr>
+          <w:p>
+            <w:r/>
+            <w:r>
+              <w:rPr>
+                <w:sz w:val="18"/>
+              </w:rPr>
+              <w:t>2 : clinique (4) ou multimodal (139)</w:t>
             </w:r>
           </w:p>
         </w:tc>
@@ -364,7 +450,7 @@
       <w:tr>
         <w:tc>
           <w:tcPr>
-            <w:tcW w:type="dxa" w:w="2880"/>
+            <w:tcW w:type="dxa" w:w="2160"/>
           </w:tcPr>
           <w:p>
             <w:r/>
@@ -378,7 +464,7 @@
         </w:tc>
         <w:tc>
           <w:tcPr>
-            <w:tcW w:type="dxa" w:w="2880"/>
+            <w:tcW w:type="dxa" w:w="2160"/>
           </w:tcPr>
           <w:p>
             <w:r/>
@@ -392,7 +478,21 @@
         </w:tc>
         <w:tc>
           <w:tcPr>
-            <w:tcW w:type="dxa" w:w="2880"/>
+            <w:tcW w:type="dxa" w:w="2160"/>
+          </w:tcPr>
+          <w:p>
+            <w:r/>
+            <w:r>
+              <w:rPr>
+                <w:sz w:val="18"/>
+              </w:rPr>
+              <w:t>recherche_sim_matched.sqlite3</w:t>
+            </w:r>
+          </w:p>
+        </w:tc>
+        <w:tc>
+          <w:tcPr>
+            <w:tcW w:type="dxa" w:w="2160"/>
           </w:tcPr>
           <w:p>
             <w:r/>
@@ -407,6 +507,21 @@
       </w:tr>
     </w:tbl>
     <w:p/>
+    <w:p>
+      <w:pPr>
+        <w:spacing w:before="80" w:after="160"/>
+      </w:pPr>
+      <w:r>
+        <w:rPr>
+          <w:b/>
+          <w:color w:val="B45309"/>
+        </w:rPr>
+        <w:t xml:space="preserve">Note : </w:t>
+      </w:r>
+      <w:r>
+        <w:t>Les deux cohortes simulées ne sont pas la même. La séquentielle est la seule où le modèle accumule l'information au fil des séances. L'appariée reproduit la structure de TDBRAIN et sert de contrôle : elle est générée sans effet neurophysiologique injecté.</w:t>
+      </w:r>
+    </w:p>
     <w:p>
       <w:pPr>
         <w:pStyle w:val="Heading2"/>
@@ -531,7 +646,7 @@
         <w:pStyle w:val="ListBullet"/>
       </w:pPr>
       <w:r>
-        <w:t>Le sélecteur « Source de données » est en haut de la barre latérale ; il reste actif quand on change de page.</w:t>
+        <w:t>Les sélecteurs « Cohorte » et « Jeu de variables » sont en haut de la barre latérale ; ils restent actifs quand on change de page.</w:t>
       </w:r>
     </w:p>
     <w:p>
@@ -539,7 +654,15 @@
         <w:pStyle w:val="ListBullet"/>
       </w:pPr>
       <w:r>
-        <w:t>Le bouton « Initialiser avec les données simulées » génère le jeu de données s'il manque, puis l'insère en base.</w:t>
+        <w:t>La quatrième métrique rappelle le modèle actif : « Clinique seul (4) » ou « Multimodal — clinique + EEG + ECG (139) ».</w:t>
+      </w:r>
+    </w:p>
+    <w:p>
+      <w:pPr>
+        <w:pStyle w:val="ListBullet"/>
+      </w:pPr>
+      <w:r>
+        <w:t>Le bouton « Initialiser cette cohorte » génère le jeu de données s'il manque, puis l'insère en base.</w:t>
       </w:r>
     </w:p>
     <w:p>
@@ -2216,7 +2339,12 @@
         <w:rPr>
           <w:color w:val="1E3A8A"/>
         </w:rPr>
-        <w:t>9. Particularités de la cohorte réelle</w:t>
+        <w:t>9. Page Comparaison</w:t>
+      </w:r>
+    </w:p>
+    <w:p>
+      <w:r>
+        <w:t>Cette page met les quatre modèles côte à côte : deux cohortes (simulée appariée, TDBRAIN réelle) croisées avec deux jeux de variables (clinique seul, clinique + EEG + ECG). C'est le résultat central du projet, et la page ne recalcule rien : elle lit le fichier produit par l'entraînement, donc les chiffres affichés sont exactement ceux qui ont été mesurés.</w:t>
       </w:r>
     </w:p>
     <w:p>
@@ -2235,11 +2363,155 @@
               <a:graphicData uri="http://schemas.openxmlformats.org/drawingml/2006/picture">
                 <pic:pic>
                   <pic:nvPicPr>
+                    <pic:cNvPr id="0" name="08_comparaison.png"/>
+                    <pic:cNvPicPr/>
+                  </pic:nvPicPr>
+                  <pic:blipFill>
+                    <a:blip r:embed="rId23"/>
+                    <a:stretch>
+                      <a:fillRect/>
+                    </a:stretch>
+                  </pic:blipFill>
+                  <pic:spPr>
+                    <a:xfrm>
+                      <a:off x="0" y="0"/>
+                      <a:ext cx="5400000" cy="3471429"/>
+                    </a:xfrm>
+                    <a:prstGeom prst="rect"/>
+                  </pic:spPr>
+                </pic:pic>
+              </a:graphicData>
+            </a:graphic>
+          </wp:inline>
+        </w:drawing>
+      </w:r>
+    </w:p>
+    <w:p>
+      <w:pPr>
+        <w:jc w:val="center"/>
+      </w:pPr>
+      <w:r>
+        <w:rPr>
+          <w:i/>
+          <w:sz w:val="18"/>
+        </w:rPr>
+        <w:t>Figure : Les quatre modèles côte à côte</w:t>
+      </w:r>
+    </w:p>
+    <w:p>
+      <w:pPr>
+        <w:pStyle w:val="Heading2"/>
+      </w:pPr>
+      <w:r>
+        <w:rPr>
+          <w:color w:val="1E3A8A"/>
+        </w:rPr>
+        <w:t>9.1 Comment lire les deux graphiques</w:t>
+      </w:r>
+    </w:p>
+    <w:p>
+      <w:pPr>
+        <w:pStyle w:val="ListBullet"/>
+      </w:pPr>
+      <w:r>
+        <w:t>Le premier montre l'AUC de chaque modèle avec l'écart-type entre les plis. La ligne pointillée est le hasard (0,5).</w:t>
+      </w:r>
+    </w:p>
+    <w:p>
+      <w:pPr>
+        <w:pStyle w:val="ListBullet"/>
+      </w:pPr>
+      <w:r>
+        <w:t>Le second compare l'exactitude au taux de la classe majoritaire. C'est le graphique qui compte : une exactitude égale à ce taux signifie que le modèle prédit toujours la même classe.</w:t>
+      </w:r>
+    </w:p>
+    <w:p>
+      <w:pPr>
+        <w:pStyle w:val="Heading2"/>
+      </w:pPr>
+      <w:r>
+        <w:rPr>
+          <w:color w:val="1E3A8A"/>
+        </w:rPr>
+        <w:t>9.2 Ce que la page conclut</w:t>
+      </w:r>
+    </w:p>
+    <w:p>
+      <w:pPr>
+        <w:pStyle w:val="ListBullet"/>
+      </w:pPr>
+      <w:r>
+        <w:t>Aucune variante ne dépasse son taux de base. Le modèle répond « répondeur » pour presque tous les patients.</w:t>
+      </w:r>
+    </w:p>
+    <w:p>
+      <w:pPr>
+        <w:pStyle w:val="ListBullet"/>
+      </w:pPr>
+      <w:r>
+        <w:t>Le modèle clinique (4 variables) fait aussi bien, voire mieux, que le multimodal (139) : ajouter des colonnes non informatives dilue les quelques-unes qui le sont, sur seulement 132 patients.</w:t>
+      </w:r>
+    </w:p>
+    <w:p>
+      <w:pPr>
+        <w:pStyle w:val="ListBullet"/>
+      </w:pPr>
+      <w:r>
+        <w:t>Les écarts entre variantes sont de l'ordre de l'écart-type entre plis : les classer par AUC reviendrait à commenter du bruit.</w:t>
+      </w:r>
+    </w:p>
+    <w:p>
+      <w:pPr>
+        <w:spacing w:before="80" w:after="160"/>
+      </w:pPr>
+      <w:r>
+        <w:rPr>
+          <w:b/>
+          <w:color w:val="B45309"/>
+        </w:rPr>
+        <w:t xml:space="preserve">Note : </w:t>
+      </w:r>
+      <w:r>
+        <w:t>Un avertissement s'affiche automatiquement lorsque aucune variante ne dépasse son taux de base. Il n'est pas décoratif : c'est le résultat, et il est négatif. La démonstration porte sur la chaîne de traitement complète, pas sur une performance clinique.</w:t>
+      </w:r>
+    </w:p>
+    <w:p>
+      <w:r>
+        <w:br w:type="page"/>
+      </w:r>
+    </w:p>
+    <w:p>
+      <w:pPr>
+        <w:pStyle w:val="Heading1"/>
+      </w:pPr>
+      <w:r>
+        <w:rPr>
+          <w:color w:val="1E3A8A"/>
+        </w:rPr>
+        <w:t>10. Particularités de la cohorte réelle</w:t>
+      </w:r>
+    </w:p>
+    <w:p>
+      <w:pPr>
+        <w:jc w:val="center"/>
+      </w:pPr>
+      <w:r>
+        <w:drawing>
+          <wp:inline xmlns:a="http://schemas.openxmlformats.org/drawingml/2006/main" xmlns:pic="http://schemas.openxmlformats.org/drawingml/2006/picture">
+            <wp:extent cx="5400000" cy="3471429"/>
+            <wp:docPr id="16" name="Picture 16"/>
+            <wp:cNvGraphicFramePr>
+              <a:graphicFrameLocks noChangeAspect="1"/>
+            </wp:cNvGraphicFramePr>
+            <a:graphic>
+              <a:graphicData uri="http://schemas.openxmlformats.org/drawingml/2006/picture">
+                <pic:pic>
+                  <pic:nvPicPr>
                     <pic:cNvPr id="0" name="td_01_home.png"/>
                     <pic:cNvPicPr/>
                   </pic:nvPicPr>
                   <pic:blipFill>
-                    <a:blip r:embed="rId23"/>
+                    <a:blip r:embed="rId24"/>
                     <a:stretch>
                       <a:fillRect/>
                     </a:stretch>
@@ -2278,7 +2550,7 @@
         <w:rPr>
           <w:color w:val="1E3A8A"/>
         </w:rPr>
-        <w:t>9.1 Ce qui est réel, ce qui ne l'est pas</w:t>
+        <w:t>10.1 Ce qui est réel, ce qui ne l'est pas</w:t>
       </w:r>
     </w:p>
     <w:tbl>
@@ -2543,7 +2815,7 @@
         <w:rPr>
           <w:color w:val="1E3A8A"/>
         </w:rPr>
-        <w:t>9.2 Le résultat obtenu, et comment le présenter</w:t>
+        <w:t>10.2 Le résultat obtenu, et comment le présenter</w:t>
       </w:r>
     </w:p>
     <w:p>
@@ -2579,7 +2851,7 @@
         <w:rPr>
           <w:color w:val="1E3A8A"/>
         </w:rPr>
-        <w:t>10. Parcours conseillé pour une démonstration</w:t>
+        <w:t>11. Parcours conseillé pour une démonstration</w:t>
       </w:r>
     </w:p>
     <w:p>
@@ -2693,7 +2965,7 @@
         <w:rPr>
           <w:color w:val="1E3A8A"/>
         </w:rPr>
-        <w:t>11. Messages fréquents</w:t>
+        <w:t>12. Messages fréquents</w:t>
       </w:r>
     </w:p>
     <w:tbl>

--- a/docs/Guide_Utilisateur.docx
+++ b/docs/Guide_Utilisateur.docx
@@ -23,7 +23,7 @@
         <w:rPr>
           <w:sz w:val="28"/>
         </w:rPr>
-        <w:t>Application Recherche-App — rTMS + LSTM (EEG / ECG)</w:t>
+        <w:t>NeuroRéponse — application rTMS + LSTM (EEG / ECG)</w:t>
       </w:r>
     </w:p>
     <w:p>

--- a/docs/Guide_Utilisateur.docx
+++ b/docs/Guide_Utilisateur.docx
@@ -81,7 +81,12 @@
     </w:p>
     <w:p>
       <w:r>
-        <w:t>La barre latérale porte deux sélecteurs, présents sur toutes les pages. « Cohorte » choisit les patients, « Jeu de variables » choisit le modèle appliqué à ces patients. Ensemble ils commandent l'intégralité de l'application : chaque cohorte a sa propre base SQLite, chaque modèle son propre fichier de poids. Un patient simulé et un patient réel ne peuvent donc jamais se retrouver dans la même table ni dans le même entraînement.</w:t>
+        <w:t>La barre latérale porte jusqu'à quatre sélecteurs, présents sur toutes les pages. « Cohorte » choisit les patients ; « Objectif » choisit ce que le modèle prédit ; « Protocole rTMS » choisit le bras de traitement ; « Jeu de variables » choisit les entrées du modèle. Ensemble ils commandent l'intégralité de l'application : chaque cohorte a sa propre base SQLite, chaque modèle son propre fichier de poids. Un patient simulé et un patient réel ne peuvent donc jamais se retrouver dans la même table ni dans le même entraînement.</w:t>
+      </w:r>
+    </w:p>
+    <w:p>
+      <w:r>
+        <w:t>Les deux derniers sélecteurs n'apparaissent que lorsqu'ils ont un sens. « Objectif » est masqué pour la cohorte séquentielle, qui n'a pas de modèle de régression. « Protocole rTMS » n'apparaît que pour l'objectif « Réduction BDI-II » : seuls ces modèles-là sont ajustés protocole par protocole, et sélectionner un bras filtre aussi la liste des patients — un modèle ajusté sur le protocole 1 ne doit jamais prédire sur un patient traité selon le protocole 2, qui a reçu un autre traitement.</w:t>
       </w:r>
     </w:p>
     <w:tbl>
@@ -428,7 +433,7 @@
               <w:rPr>
                 <w:sz w:val="18"/>
               </w:rPr>
-              <w:t>2 : clinique (4) ou multimodal (139)</w:t>
+              <w:t>2 binaires + 5 régressions (ΔBDI, par protocole)</w:t>
             </w:r>
           </w:p>
         </w:tc>
@@ -442,7 +447,7 @@
               <w:rPr>
                 <w:sz w:val="18"/>
               </w:rPr>
-              <w:t>2 : clinique (4) ou multimodal (139)</w:t>
+              <w:t>2 binaires + 5 régressions (ΔBDI, par protocole)</w:t>
             </w:r>
           </w:p>
         </w:tc>
@@ -570,6 +575,316 @@
       </w:r>
     </w:p>
     <w:p>
+      <w:pPr>
+        <w:pStyle w:val="Heading2"/>
+      </w:pPr>
+      <w:r>
+        <w:rPr>
+          <w:color w:val="1E3A8A"/>
+        </w:rPr>
+        <w:t>1.4 Deux objectifs : réponse binaire ou réduction BDI-II</w:t>
+      </w:r>
+    </w:p>
+    <w:p>
+      <w:r>
+        <w:t>Le sélecteur « Objectif » commande ce que le modèle prédit, et donc ce que les pages affichent.</w:t>
+      </w:r>
+    </w:p>
+    <w:tbl>
+      <w:tblPr>
+        <w:tblStyle w:val="LightGrid-Accent1"/>
+        <w:tblW w:type="auto" w:w="0"/>
+        <w:tblLook w:firstColumn="1" w:firstRow="1" w:lastColumn="0" w:lastRow="0" w:noHBand="0" w:noVBand="1" w:val="04A0"/>
+      </w:tblPr>
+      <w:tblGrid>
+        <w:gridCol w:w="2880"/>
+        <w:gridCol w:w="2880"/>
+        <w:gridCol w:w="2880"/>
+      </w:tblGrid>
+      <w:tr>
+        <w:tc>
+          <w:tcPr>
+            <w:tcW w:type="dxa" w:w="2880"/>
+          </w:tcPr>
+          <w:p>
+            <w:r/>
+            <w:r>
+              <w:rPr>
+                <w:b/>
+                <w:sz w:val="18"/>
+              </w:rPr>
+            </w:r>
+          </w:p>
+        </w:tc>
+        <w:tc>
+          <w:tcPr>
+            <w:tcW w:type="dxa" w:w="2880"/>
+          </w:tcPr>
+          <w:p>
+            <w:r/>
+            <w:r>
+              <w:rPr>
+                <w:b/>
+                <w:sz w:val="18"/>
+              </w:rPr>
+              <w:t>Réponse binaire</w:t>
+            </w:r>
+          </w:p>
+        </w:tc>
+        <w:tc>
+          <w:tcPr>
+            <w:tcW w:type="dxa" w:w="2880"/>
+          </w:tcPr>
+          <w:p>
+            <w:r/>
+            <w:r>
+              <w:rPr>
+                <w:b/>
+                <w:sz w:val="18"/>
+              </w:rPr>
+              <w:t>Réduction BDI-II (ΔBDI)</w:t>
+            </w:r>
+          </w:p>
+        </w:tc>
+      </w:tr>
+      <w:tr>
+        <w:tc>
+          <w:tcPr>
+            <w:tcW w:type="dxa" w:w="2880"/>
+          </w:tcPr>
+          <w:p>
+            <w:r/>
+            <w:r>
+              <w:rPr>
+                <w:sz w:val="18"/>
+              </w:rPr>
+              <w:t>Cible</w:t>
+            </w:r>
+          </w:p>
+        </w:tc>
+        <w:tc>
+          <w:tcPr>
+            <w:tcW w:type="dxa" w:w="2880"/>
+          </w:tcPr>
+          <w:p>
+            <w:r/>
+            <w:r>
+              <w:rPr>
+                <w:sz w:val="18"/>
+              </w:rPr>
+              <w:t>Répondeur : ≥ 50 % de réduction</w:t>
+            </w:r>
+          </w:p>
+        </w:tc>
+        <w:tc>
+          <w:tcPr>
+            <w:tcW w:type="dxa" w:w="2880"/>
+          </w:tcPr>
+          <w:p>
+            <w:r/>
+            <w:r>
+              <w:rPr>
+                <w:sz w:val="18"/>
+              </w:rPr>
+              <w:t>Nombre de points BDI-II récupérés</w:t>
+            </w:r>
+          </w:p>
+        </w:tc>
+      </w:tr>
+      <w:tr>
+        <w:tc>
+          <w:tcPr>
+            <w:tcW w:type="dxa" w:w="2880"/>
+          </w:tcPr>
+          <w:p>
+            <w:r/>
+            <w:r>
+              <w:rPr>
+                <w:sz w:val="18"/>
+              </w:rPr>
+              <w:t>Sortie affichée</w:t>
+            </w:r>
+          </w:p>
+        </w:tc>
+        <w:tc>
+          <w:tcPr>
+            <w:tcW w:type="dxa" w:w="2880"/>
+          </w:tcPr>
+          <w:p>
+            <w:r/>
+            <w:r>
+              <w:rPr>
+                <w:sz w:val="18"/>
+              </w:rPr>
+              <w:t>Probabilité (ex. 63 %)</w:t>
+            </w:r>
+          </w:p>
+        </w:tc>
+        <w:tc>
+          <w:tcPr>
+            <w:tcW w:type="dxa" w:w="2880"/>
+          </w:tcPr>
+          <w:p>
+            <w:r/>
+            <w:r>
+              <w:rPr>
+                <w:sz w:val="18"/>
+              </w:rPr>
+              <w:t>Points récupérés (ex. +14,0 pts) et part du score initial</w:t>
+            </w:r>
+          </w:p>
+        </w:tc>
+      </w:tr>
+      <w:tr>
+        <w:tc>
+          <w:tcPr>
+            <w:tcW w:type="dxa" w:w="2880"/>
+          </w:tcPr>
+          <w:p>
+            <w:r/>
+            <w:r>
+              <w:rPr>
+                <w:sz w:val="18"/>
+              </w:rPr>
+              <w:t>Protocoles</w:t>
+            </w:r>
+          </w:p>
+        </w:tc>
+        <w:tc>
+          <w:tcPr>
+            <w:tcW w:type="dxa" w:w="2880"/>
+          </w:tcPr>
+          <w:p>
+            <w:r/>
+            <w:r>
+              <w:rPr>
+                <w:sz w:val="18"/>
+              </w:rPr>
+              <w:t>Poolés (un seul modèle)</w:t>
+            </w:r>
+          </w:p>
+        </w:tc>
+        <w:tc>
+          <w:tcPr>
+            <w:tcW w:type="dxa" w:w="2880"/>
+          </w:tcPr>
+          <w:p>
+            <w:r/>
+            <w:r>
+              <w:rPr>
+                <w:sz w:val="18"/>
+              </w:rPr>
+              <w:t>Séparés (un modèle par protocole)</w:t>
+            </w:r>
+          </w:p>
+        </w:tc>
+      </w:tr>
+      <w:tr>
+        <w:tc>
+          <w:tcPr>
+            <w:tcW w:type="dxa" w:w="2880"/>
+          </w:tcPr>
+          <w:p>
+            <w:r/>
+            <w:r>
+              <w:rPr>
+                <w:sz w:val="18"/>
+              </w:rPr>
+              <w:t>Score</w:t>
+            </w:r>
+          </w:p>
+        </w:tc>
+        <w:tc>
+          <w:tcPr>
+            <w:tcW w:type="dxa" w:w="2880"/>
+          </w:tcPr>
+          <w:p>
+            <w:r/>
+            <w:r>
+              <w:rPr>
+                <w:sz w:val="18"/>
+              </w:rPr>
+              <w:t>AUC, exactitude, F1</w:t>
+            </w:r>
+          </w:p>
+        </w:tc>
+        <w:tc>
+          <w:tcPr>
+            <w:tcW w:type="dxa" w:w="2880"/>
+          </w:tcPr>
+          <w:p>
+            <w:r/>
+            <w:r>
+              <w:rPr>
+                <w:sz w:val="18"/>
+              </w:rPr>
+              <w:t>Corrélation de Pearson, test de permutation</w:t>
+            </w:r>
+          </w:p>
+        </w:tc>
+      </w:tr>
+      <w:tr>
+        <w:tc>
+          <w:tcPr>
+            <w:tcW w:type="dxa" w:w="2880"/>
+          </w:tcPr>
+          <w:p>
+            <w:r/>
+            <w:r>
+              <w:rPr>
+                <w:sz w:val="18"/>
+              </w:rPr>
+              <w:t>Origine</w:t>
+            </w:r>
+          </w:p>
+        </w:tc>
+        <w:tc>
+          <w:tcPr>
+            <w:tcW w:type="dxa" w:w="2880"/>
+          </w:tcPr>
+          <w:p>
+            <w:r/>
+            <w:r>
+              <w:rPr>
+                <w:sz w:val="18"/>
+              </w:rPr>
+              <w:t>Conception initiale du projet</w:t>
+            </w:r>
+          </w:p>
+        </w:tc>
+        <w:tc>
+          <w:tcPr>
+            <w:tcW w:type="dxa" w:w="2880"/>
+          </w:tcPr>
+          <w:p>
+            <w:r/>
+            <w:r>
+              <w:rPr>
+                <w:sz w:val="18"/>
+              </w:rPr>
+              <w:t>Méthode de l'étude de référence (PMC12981298)</w:t>
+            </w:r>
+          </w:p>
+        </w:tc>
+      </w:tr>
+    </w:tbl>
+    <w:p/>
+    <w:p>
+      <w:pPr>
+        <w:spacing w:before="80" w:after="160"/>
+      </w:pPr>
+      <w:r>
+        <w:rPr>
+          <w:b/>
+          <w:color w:val="B45309"/>
+        </w:rPr>
+        <w:t xml:space="preserve">Note : </w:t>
+      </w:r>
+      <w:r>
+        <w:t>Piège à connaître avant de lire un résultat de régression : la réduction en points est mécaniquement liée à la sévérité initiale — on ne peut pas récupérer 40 points en partant d'un score de 20. Sur le protocole 1, le BDI-II d'admission atteint à lui seul une corrélation de 0,500 avec la cible, soit davantage que le 0,401 annoncé par l'étude de référence à partir de l'EEG. C'est pourquoi chaque modèle multimodal est présenté à côté de son modèle « clinique seul » : seule cette comparaison dit si l'EEG a apporté quoi que ce soit.</w:t>
+      </w:r>
+    </w:p>
+    <w:p>
       <w:r>
         <w:br w:type="page"/>
       </w:r>
@@ -646,7 +961,15 @@
         <w:pStyle w:val="ListBullet"/>
       </w:pPr>
       <w:r>
-        <w:t>Les sélecteurs « Cohorte » et « Jeu de variables » sont en haut de la barre latérale ; ils restent actifs quand on change de page.</w:t>
+        <w:t>Les sélecteurs (« Cohorte », « Objectif », « Protocole rTMS », « Jeu de variables ») sont en haut de la barre latérale ; ils restent actifs quand on change de page.</w:t>
+      </w:r>
+    </w:p>
+    <w:p>
+      <w:pPr>
+        <w:pStyle w:val="ListBullet"/>
+      </w:pPr>
+      <w:r>
+        <w:t>Quand un protocole est sélectionné, le compteur de patients n'affiche que ce bras (44 pour le protocole 1, 88 pour le protocole 2).</w:t>
       </w:r>
     </w:p>
     <w:p>
@@ -3400,6 +3723,647 @@
         <w:t>python -m src.reporting.user_guide</w:t>
       </w:r>
     </w:p>
+    <w:p>
+      <w:r>
+        <w:br w:type="page"/>
+      </w:r>
+    </w:p>
+    <w:p>
+      <w:pPr>
+        <w:pStyle w:val="Heading1"/>
+      </w:pPr>
+      <w:r>
+        <w:rPr>
+          <w:color w:val="1E3A8A"/>
+        </w:rPr>
+        <w:t>Annexe A — Cadre mathématique proposé et ce qui en a été testé</w:t>
+      </w:r>
+    </w:p>
+    <w:p>
+      <w:r>
+        <w:t>Cette annexe rassemble le cadre mathématique proposé pour le projet (documents HYPO1–HYPO4 et RES0_AR1). Chaque bloc est accompagné de son statut réel : implémenté et mesuré, approché par une variable de substitution, ou non calculable sur TDBRAIN. Les équations décrivent une architecture visée ; elles ne doivent pas être lues comme des résultats expérimentaux.</w:t>
+      </w:r>
+    </w:p>
+    <w:p>
+      <w:pPr>
+        <w:spacing w:before="80" w:after="160"/>
+      </w:pPr>
+      <w:r>
+        <w:rPr>
+          <w:b/>
+          <w:color w:val="991B1B"/>
+        </w:rPr>
+        <w:t xml:space="preserve">Attention : </w:t>
+      </w:r>
+      <w:r>
+        <w:t>Le résultat mesuré est négatif, et il figure ici en entier : aucune des familles de variables issues de ces équations n'améliore la prédiction de la réponse à la rTMS. Ce qu'elles apportent est une réfutation étayée, pas une performance.</w:t>
+      </w:r>
+    </w:p>
+    <w:p>
+      <w:pPr>
+        <w:pStyle w:val="Heading2"/>
+      </w:pPr>
+      <w:r>
+        <w:rPr>
+          <w:color w:val="1E3A8A"/>
+        </w:rPr>
+        <w:t>A.1 État latent et observation multimodale</w:t>
+      </w:r>
+    </w:p>
+    <w:p>
+      <w:pPr>
+        <w:jc w:val="center"/>
+      </w:pPr>
+      <w:r>
+        <w:rPr>
+          <w:rFonts w:ascii="Cambria Math" w:hAnsi="Cambria Math"/>
+          <w:sz w:val="24"/>
+        </w:rPr>
+        <w:t>X(t) = [E(t), I(t), A(t), C(t)]ᵀ</w:t>
+      </w:r>
+    </w:p>
+    <w:p>
+      <w:r>
+        <w:rPr>
+          <w:i/>
+          <w:sz w:val="19"/>
+        </w:rPr>
+        <w:t>État latent : activité excitatrice, inhibitrice, état autonome (ECG) et état cognitif (ERP).</w:t>
+      </w:r>
+    </w:p>
+    <w:p>
+      <w:pPr>
+        <w:jc w:val="center"/>
+      </w:pPr>
+      <w:r>
+        <w:rPr>
+          <w:rFonts w:ascii="Cambria Math" w:hAnsi="Cambria Math"/>
+          <w:sz w:val="24"/>
+        </w:rPr>
+        <w:t>Y(t) = H X(t) + ε(t)</w:t>
+      </w:r>
+    </w:p>
+    <w:p>
+      <w:r>
+        <w:rPr>
+          <w:i/>
+          <w:sz w:val="19"/>
+        </w:rPr>
+        <w:t>Observation multimodale : l'EEG et l'ECG sont des mesures partielles et bruitées de l'état neurophysiologique.</w:t>
+      </w:r>
+    </w:p>
+    <w:p>
+      <w:pPr>
+        <w:jc w:val="center"/>
+      </w:pPr>
+      <w:r>
+        <w:rPr>
+          <w:rFonts w:ascii="Cambria Math" w:hAnsi="Cambria Math"/>
+          <w:sz w:val="24"/>
+        </w:rPr>
+        <w:t>dX(t) = f(X(t), U(t)) dt + Σ dW(t)</w:t>
+      </w:r>
+    </w:p>
+    <w:p>
+      <w:r>
+        <w:rPr>
+          <w:i/>
+          <w:sz w:val="19"/>
+        </w:rPr>
+        <w:t>Dynamique cérébrale stochastique ; U(t) = paramètres rTMS.</w:t>
+      </w:r>
+    </w:p>
+    <w:p>
+      <w:r>
+        <w:rPr>
+          <w:b/>
+          <w:sz w:val="20"/>
+        </w:rPr>
+        <w:t xml:space="preserve">Statut — </w:t>
+      </w:r>
+      <w:r>
+        <w:rPr>
+          <w:b/>
+          <w:sz w:val="20"/>
+        </w:rPr>
+        <w:t xml:space="preserve">Partiellement implémenté. </w:t>
+      </w:r>
+      <w:r>
+        <w:rPr>
+          <w:sz w:val="20"/>
+        </w:rPr>
+        <w:t>A(t) existe réellement : cinq métriques de variabilité cardiaque extraites de la dérivation ECG. C(t) est **impossible** sur cette cohorte — inventaire mesuré : les 190 sujets ayant un protocole rTMS n'ont que des enregistrements de repos, et les 129 sujets avec tâche oddball sont tous des témoins sains. Aucun patient traité n'a d'ERP.</w:t>
+      </w:r>
+    </w:p>
+    <w:p/>
+    <w:p>
+      <w:pPr>
+        <w:pStyle w:val="Heading2"/>
+      </w:pPr>
+      <w:r>
+        <w:rPr>
+          <w:color w:val="1E3A8A"/>
+        </w:rPr>
+        <w:t>A.2 Wilson–Cowan : populations excitatrice et inhibitrice</w:t>
+      </w:r>
+    </w:p>
+    <w:p>
+      <w:pPr>
+        <w:jc w:val="center"/>
+      </w:pPr>
+      <w:r>
+        <w:rPr>
+          <w:rFonts w:ascii="Cambria Math" w:hAnsi="Cambria Math"/>
+          <w:sz w:val="24"/>
+        </w:rPr>
+        <w:t>dE/dt = −E/τE + S(wEE·E − wEI·I + P)</w:t>
+      </w:r>
+    </w:p>
+    <w:p>
+      <w:r>
+        <w:rPr>
+          <w:i/>
+          <w:sz w:val="19"/>
+        </w:rPr>
+        <w:t>Population excitatrice.</w:t>
+      </w:r>
+    </w:p>
+    <w:p>
+      <w:pPr>
+        <w:jc w:val="center"/>
+      </w:pPr>
+      <w:r>
+        <w:rPr>
+          <w:rFonts w:ascii="Cambria Math" w:hAnsi="Cambria Math"/>
+          <w:sz w:val="24"/>
+        </w:rPr>
+        <w:t>dI/dt = −I/τI + S(wIE·E − wII·I + QI)</w:t>
+      </w:r>
+    </w:p>
+    <w:p>
+      <w:r>
+        <w:rPr>
+          <w:i/>
+          <w:sz w:val="19"/>
+        </w:rPr>
+        <w:t>Population inhibitrice.</w:t>
+      </w:r>
+    </w:p>
+    <w:p>
+      <w:r>
+        <w:rPr>
+          <w:b/>
+          <w:sz w:val="20"/>
+        </w:rPr>
+        <w:t xml:space="preserve">Statut — </w:t>
+      </w:r>
+      <w:r>
+        <w:rPr>
+          <w:b/>
+          <w:sz w:val="20"/>
+        </w:rPr>
+        <w:t xml:space="preserve">Approché par une variable de substitution. </w:t>
+      </w:r>
+      <w:r>
+        <w:rPr>
+          <w:sz w:val="20"/>
+        </w:rPr>
+        <w:t>Ajuster les paramètres de Wilson–Cowan sur un seul enregistrement de repos est un problème d'estimation non identifiable. La pente 1/f du spectre est un marqueur reconnu du **rapport** E/I (Gao, Peterson &amp; Voytek, 2017), et c'est ce rapport qu'utilisent les équations. Elle est calculée par canal (`aperiodic_exponent`), moyenne mesurée 1,35 — valeur canonique pour un EEG.</w:t>
+      </w:r>
+    </w:p>
+    <w:p/>
+    <w:p>
+      <w:pPr>
+        <w:pStyle w:val="Heading2"/>
+      </w:pPr>
+      <w:r>
+        <w:rPr>
+          <w:color w:val="1E3A8A"/>
+        </w:rPr>
+        <w:t>A.3 Synchronisation de réseau : Kuramoto, PLV, cohérence</w:t>
+      </w:r>
+    </w:p>
+    <w:p>
+      <w:pPr>
+        <w:jc w:val="center"/>
+      </w:pPr>
+      <w:r>
+        <w:rPr>
+          <w:rFonts w:ascii="Cambria Math" w:hAnsi="Cambria Math"/>
+          <w:sz w:val="24"/>
+        </w:rPr>
+        <w:t>dθᵢ/dt = ωᵢ + Σⱼ Kᵢⱼ·sin(θⱼ − θᵢ)</w:t>
+      </w:r>
+    </w:p>
+    <w:p>
+      <w:r>
+        <w:rPr>
+          <w:i/>
+          <w:sz w:val="19"/>
+        </w:rPr>
+        <w:t>Couplage de phase entre populations neuronales.</w:t>
+      </w:r>
+    </w:p>
+    <w:p>
+      <w:pPr>
+        <w:jc w:val="center"/>
+      </w:pPr>
+      <w:r>
+        <w:rPr>
+          <w:rFonts w:ascii="Cambria Math" w:hAnsi="Cambria Math"/>
+          <w:sz w:val="24"/>
+        </w:rPr>
+        <w:t>R(t) = |(1/N)·Σⱼ exp(i·θⱼ(t))|</w:t>
+      </w:r>
+    </w:p>
+    <w:p>
+      <w:r>
+        <w:rPr>
+          <w:i/>
+          <w:sz w:val="19"/>
+        </w:rPr>
+        <w:t>Paramètre d'ordre de Kuramoto : synchronisation globale. Son écart-type temporel mesure la métastabilité.</w:t>
+      </w:r>
+    </w:p>
+    <w:p>
+      <w:pPr>
+        <w:jc w:val="center"/>
+      </w:pPr>
+      <w:r>
+        <w:rPr>
+          <w:rFonts w:ascii="Cambria Math" w:hAnsi="Cambria Math"/>
+          <w:sz w:val="24"/>
+        </w:rPr>
+        <w:t>PLV = |(1/N)·Σₖ exp(i·Δφₖ)|</w:t>
+      </w:r>
+    </w:p>
+    <w:p>
+      <w:r>
+        <w:rPr>
+          <w:i/>
+          <w:sz w:val="19"/>
+        </w:rPr>
+        <w:t>Verrouillage de phase entre deux canaux.</w:t>
+      </w:r>
+    </w:p>
+    <w:p>
+      <w:pPr>
+        <w:jc w:val="center"/>
+      </w:pPr>
+      <w:r>
+        <w:rPr>
+          <w:rFonts w:ascii="Cambria Math" w:hAnsi="Cambria Math"/>
+          <w:sz w:val="24"/>
+        </w:rPr>
+        <w:t>Cxy(f) = |Pxy(f)|² / (Pxx(f)·Pyy(f))</w:t>
+      </w:r>
+    </w:p>
+    <w:p>
+      <w:r>
+        <w:rPr>
+          <w:i/>
+          <w:sz w:val="19"/>
+        </w:rPr>
+        <w:t>Cohérence spectrale.</w:t>
+      </w:r>
+    </w:p>
+    <w:p>
+      <w:r>
+        <w:rPr>
+          <w:b/>
+          <w:sz w:val="20"/>
+        </w:rPr>
+        <w:t xml:space="preserve">Statut — </w:t>
+      </w:r>
+      <w:r>
+        <w:rPr>
+          <w:b/>
+          <w:sz w:val="20"/>
+        </w:rPr>
+        <w:t xml:space="preserve">Implémenté et mesuré — c'est l'apport principal. </w:t>
+      </w:r>
+      <w:r>
+        <w:rPr>
+          <w:sz w:val="20"/>
+        </w:rPr>
+        <w:t>Ces trois familles sont ce que l'étude de référence ne calcule pas : une puissance de bande est aveugle à la phase, donc aucune quantité de puissances ne peut exprimer un couplage. Le bloc « synchronisation » (30 variables : PLV moyen, PLV frontal, PLV interhémisphérique, cohérence, ordre de Kuramoto et métastabilité, sur cinq bandes) est calculé pour chaque époque de chaque patient.</w:t>
+      </w:r>
+    </w:p>
+    <w:p/>
+    <w:p>
+      <w:pPr>
+        <w:pStyle w:val="Heading2"/>
+      </w:pPr>
+      <w:r>
+        <w:rPr>
+          <w:color w:val="1E3A8A"/>
+        </w:rPr>
+        <w:t>A.4 Couche électromagnétique (Biot–Savart, Maxwell–Faraday)</w:t>
+      </w:r>
+    </w:p>
+    <w:p>
+      <w:pPr>
+        <w:jc w:val="center"/>
+      </w:pPr>
+      <w:r>
+        <w:rPr>
+          <w:rFonts w:ascii="Cambria Math" w:hAnsi="Cambria Math"/>
+          <w:sz w:val="24"/>
+        </w:rPr>
+        <w:t>B(r,t) = (μ₀/4π)·∮ I(t)·[dℓ × (r − r′)] / |r − r′|³</w:t>
+      </w:r>
+    </w:p>
+    <w:p>
+      <w:r>
+        <w:rPr>
+          <w:i/>
+          <w:sz w:val="19"/>
+        </w:rPr>
+        <w:t>Champ magnétique de la bobine rTMS.</w:t>
+      </w:r>
+    </w:p>
+    <w:p>
+      <w:pPr>
+        <w:jc w:val="center"/>
+      </w:pPr>
+      <w:r>
+        <w:rPr>
+          <w:rFonts w:ascii="Cambria Math" w:hAnsi="Cambria Math"/>
+          <w:sz w:val="24"/>
+        </w:rPr>
+        <w:t>∇ × E(r,t) = − ∂B(r,t)/∂t</w:t>
+      </w:r>
+    </w:p>
+    <w:p>
+      <w:r>
+        <w:rPr>
+          <w:i/>
+          <w:sz w:val="19"/>
+        </w:rPr>
+        <w:t>Champ électrique cortical induit.</w:t>
+      </w:r>
+    </w:p>
+    <w:p>
+      <w:pPr>
+        <w:jc w:val="center"/>
+      </w:pPr>
+      <w:r>
+        <w:rPr>
+          <w:rFonts w:ascii="Cambria Math" w:hAnsi="Cambria Math"/>
+          <w:sz w:val="24"/>
+        </w:rPr>
+        <w:t>J(r,t) = σ(r)·E(r,t)</w:t>
+      </w:r>
+    </w:p>
+    <w:p>
+      <w:r>
+        <w:rPr>
+          <w:i/>
+          <w:sz w:val="19"/>
+        </w:rPr>
+        <w:t>Densité de courant dans les tissus.</w:t>
+      </w:r>
+    </w:p>
+    <w:p>
+      <w:r>
+        <w:rPr>
+          <w:b/>
+          <w:sz w:val="20"/>
+        </w:rPr>
+        <w:t xml:space="preserve">Statut — </w:t>
+      </w:r>
+      <w:r>
+        <w:rPr>
+          <w:b/>
+          <w:sz w:val="20"/>
+        </w:rPr>
+        <w:t xml:space="preserve">Non calculable, et démontré comme tel. </w:t>
+      </w:r>
+      <w:r>
+        <w:rPr>
+          <w:sz w:val="20"/>
+        </w:rPr>
+        <w:t>TDBRAIN ne publie ni l'intensité du stimulateur, ni la géométrie de la bobine, ni de conductivité tissulaire (aucune IRM). Toute grandeur dérivable se réduit donc à une fonction du numéro de protocole, qui ne prend que deux valeurs. Vérification par le rang de la matrice : ajouter trois colonnes physiques à [1 | protocole] laisse le rang à 2. Le « modèle E » du protocole HYPO4 n'est pas seulement non implémenté, il est vide sur cette cohorte.</w:t>
+      </w:r>
+    </w:p>
+    <w:p/>
+    <w:p>
+      <w:pPr>
+        <w:pStyle w:val="Heading2"/>
+      </w:pPr>
+      <w:r>
+        <w:rPr>
+          <w:color w:val="1E3A8A"/>
+        </w:rPr>
+        <w:t>A.5 Estimation d'état (Kalman) et contrôle optimal (MPC)</w:t>
+      </w:r>
+    </w:p>
+    <w:p>
+      <w:pPr>
+        <w:jc w:val="center"/>
+      </w:pPr>
+      <w:r>
+        <w:rPr>
+          <w:rFonts w:ascii="Cambria Math" w:hAnsi="Cambria Math"/>
+          <w:sz w:val="24"/>
+        </w:rPr>
+        <w:t>X̂ₜ|ₜ = X̂ₜ|ₜ₋₁ + Kₜ·(Yₜ − H·X̂ₜ|ₜ₋₁)</w:t>
+      </w:r>
+    </w:p>
+    <w:p>
+      <w:r>
+        <w:rPr>
+          <w:i/>
+          <w:sz w:val="19"/>
+        </w:rPr>
+        <w:t>Correction de l'état estimé par l'innovation EEG/ECG.</w:t>
+      </w:r>
+    </w:p>
+    <w:p>
+      <w:pPr>
+        <w:jc w:val="center"/>
+      </w:pPr>
+      <w:r>
+        <w:rPr>
+          <w:rFonts w:ascii="Cambria Math" w:hAnsi="Cambria Math"/>
+          <w:sz w:val="24"/>
+        </w:rPr>
+        <w:t>U* = arg min_U E[∫₀ᵀ (‖Xₜ − X_cible‖² + λ‖Uₜ‖²) dt]</w:t>
+      </w:r>
+    </w:p>
+    <w:p>
+      <w:r>
+        <w:rPr>
+          <w:i/>
+          <w:sz w:val="19"/>
+        </w:rPr>
+        <w:t>Commande rTMS optimale : précision thérapeutique contre énergie de stimulation.</w:t>
+      </w:r>
+    </w:p>
+    <w:p>
+      <w:r>
+        <w:rPr>
+          <w:b/>
+          <w:sz w:val="20"/>
+        </w:rPr>
+        <w:t xml:space="preserve">Statut — </w:t>
+      </w:r>
+      <w:r>
+        <w:rPr>
+          <w:b/>
+          <w:sz w:val="20"/>
+        </w:rPr>
+        <w:t xml:space="preserve">Architecture, non mesure. </w:t>
+      </w:r>
+      <w:r>
+        <w:rPr>
+          <w:sz w:val="20"/>
+        </w:rPr>
+        <w:t>Ce projet ne dispose d'aucune donnée en boucle fermée, et la dose administrée n'est pas publiée : la fonction de coût n'a donc rien à minimiser. C'est aussi pourquoi la page Boucle clinique indique une **direction** et jamais un réglage chiffré.</w:t>
+      </w:r>
+    </w:p>
+    <w:p/>
+    <w:p>
+      <w:pPr>
+        <w:pStyle w:val="Heading2"/>
+      </w:pPr>
+      <w:r>
+        <w:rPr>
+          <w:color w:val="1E3A8A"/>
+        </w:rPr>
+        <w:t>A.6 Hypothèse exploratoire 3-6-9 (Tesla)</w:t>
+      </w:r>
+    </w:p>
+    <w:p>
+      <w:pPr>
+        <w:jc w:val="center"/>
+      </w:pPr>
+      <w:r>
+        <w:rPr>
+          <w:rFonts w:ascii="Cambria Math" w:hAnsi="Cambria Math"/>
+          <w:sz w:val="24"/>
+        </w:rPr>
+        <w:t>R₃₆₉ = [P(3f₀) + P(6f₀) + P(9f₀)] / P_total</w:t>
+      </w:r>
+    </w:p>
+    <w:p>
+      <w:r>
+        <w:rPr>
+          <w:i/>
+          <w:sz w:val="19"/>
+        </w:rPr>
+        <w:t>Fraction de puissance portée par trois harmoniques d'une fréquence fondamentale candidate f₀.</w:t>
+      </w:r>
+    </w:p>
+    <w:p>
+      <w:r>
+        <w:rPr>
+          <w:b/>
+          <w:sz w:val="20"/>
+        </w:rPr>
+        <w:t xml:space="preserve">Statut — </w:t>
+      </w:r>
+      <w:r>
+        <w:rPr>
+          <w:b/>
+          <w:sz w:val="20"/>
+        </w:rPr>
+        <w:t xml:space="preserve">Implémentée, testée, et réfutée selon son propre critère. </w:t>
+      </w:r>
+      <w:r>
+        <w:rPr>
+          <w:sz w:val="20"/>
+        </w:rPr>
+        <w:t>Le document exige que H369 soit « considérée comme non soutenue » si l'ajout n'améliore pas la performance hors échantillon ou disparaît après correction des comparaisons multiples. Les deux se produisent : l'ajout du bloc harmonique déplace l'AUC de +0,002 (à l'intérieur de l'intervalle de confiance), et sa meilleure variable — r = +0,239, p = 0,006 sur la réduction BDI-II, ce qui aurait fait un résultat publiable sans correction — remonte à q = 0,235 après Benjamini-Hochberg. C'est un résultat, obtenu en appliquant le protocole que l'hypothèse demandait.</w:t>
+      </w:r>
+    </w:p>
+    <w:p/>
+    <w:p>
+      <w:pPr>
+        <w:pStyle w:val="Heading2"/>
+      </w:pPr>
+      <w:r>
+        <w:rPr>
+          <w:color w:val="1E3A8A"/>
+        </w:rPr>
+        <w:t>A.7 Protocole d'évaluation et règle d'arrêt</w:t>
+      </w:r>
+    </w:p>
+    <w:p>
+      <w:r>
+        <w:t>Les modèles A à E du protocole HYPO4 §11 sont exécutés par « python -m src.reporting.hypo_ablation », chaque barreau n'ajoutant qu'un seul bloc au précédent, sur les mêmes patients et les mêmes plis. Un modèle n'est déclaré porteur de signal que si les quatre conditions sont réunies simultanément :</w:t>
+      </w:r>
+    </w:p>
+    <w:p>
+      <w:pPr>
+        <w:pStyle w:val="ListBullet"/>
+      </w:pPr>
+      <w:r>
+        <w:t>l'intervalle de confiance à 95 % de l'AUC exclut 0,5 ;</w:t>
+      </w:r>
+    </w:p>
+    <w:p>
+      <w:pPr>
+        <w:pStyle w:val="ListBullet"/>
+      </w:pPr>
+      <w:r>
+        <w:t>le test de permutation donne p ≤ 0,05 ;</w:t>
+      </w:r>
+    </w:p>
+    <w:p>
+      <w:pPr>
+        <w:pStyle w:val="ListBullet"/>
+      </w:pPr>
+      <w:r>
+        <w:t>l'exactitude équilibrée dépasse 0,5 ;</w:t>
+      </w:r>
+    </w:p>
+    <w:p>
+      <w:pPr>
+        <w:pStyle w:val="ListBullet"/>
+      </w:pPr>
+      <w:r>
+        <w:t>les deux classes sont effectivement prédites.</w:t>
+      </w:r>
+    </w:p>
+    <w:p>
+      <w:pPr>
+        <w:spacing w:before="80" w:after="160"/>
+      </w:pPr>
+      <w:r>
+        <w:rPr>
+          <w:b/>
+          <w:color w:val="B45309"/>
+        </w:rPr>
+        <w:t xml:space="preserve">Note : </w:t>
+      </w:r>
+      <w:r>
+        <w:t>L'exactitude n'entre volontairement pas dans cette règle. Sur cette cohorte (83 répondeurs sur 132), le modèle qui répond « répondeur » à tout le monde obtient une exactitude de 0,629 et un F1 de 0,768 : deux chiffres qui ressemblent à un modèle qui fonctionne. L'exactitude équilibrée vaut 0,500 pour ce même modèle, et sa spécificité 0,000.</w:t>
+      </w:r>
+    </w:p>
+    <w:p>
+      <w:r>
+        <w:rPr>
+          <w:b/>
+          <w:sz w:val="20"/>
+        </w:rPr>
+        <w:t xml:space="preserve">Statut — </w:t>
+      </w:r>
+      <w:r>
+        <w:rPr>
+          <w:b/>
+          <w:sz w:val="20"/>
+        </w:rPr>
+        <w:t xml:space="preserve">Contrôle positif — indispensable pour interpréter un résultat nul. </w:t>
+      </w:r>
+      <w:r>
+        <w:rPr>
+          <w:sz w:val="20"/>
+        </w:rPr>
+        <w:t>« La connectivité ne prédit rien » et « la connectivité a été mal calculée » produisent le même tableau. Les nouvelles variables sont donc confrontées à trois effets d'âge répliqués dans la littérature, sans rapport avec la rTMS : aplatissement de la pente 1/f (r = −0,335), baisse de la fréquence alpha individuelle (r = −0,174) et baisse de la synchronie alpha (r = −0,295). Les trois sont retrouvés avec le bon signe. L'instrument fonctionne ; c'est la tâche qui résiste.</w:t>
+      </w:r>
+    </w:p>
+    <w:p/>
     <w:sectPr>
       <w:pgSz w:w="12240" w:h="15840"/>
       <w:pgMar w:top="1440" w:right="1800" w:bottom="1440" w:left="1800" w:header="720" w:footer="720" w:gutter="0"/>
